--- a/lab2/lab2-jcrpo.docx
+++ b/lab2/lab2-jcrpo.docx
@@ -277,8 +277,10 @@
           <w:szCs w:val="22"/>
           <w:lang w:eastAsia="ru-RU"/>
         </w:rPr>
-        <w:t>Микропроцессорные средства и системы</w:t>
-      </w:r>
+        <w:t>Жизненный цикл разработки программного обеспечения</w:t>
+      </w:r>
+      <w:bookmarkStart w:id="1" w:name="_GoBack"/>
+      <w:bookmarkEnd w:id="1"/>
     </w:p>
     <w:p>
       <w:pPr>
@@ -1024,7 +1026,7 @@
                 <w:szCs w:val="28"/>
               </w:rPr>
             </w:pPr>
-            <w:bookmarkStart w:id="1" w:name="_Hlk167307222"/>
+            <w:bookmarkStart w:id="2" w:name="_Hlk167307222"/>
             <w:r>
               <w:rPr>
                 <w:sz w:val="28"/>
@@ -1032,7 +1034,7 @@
               </w:rPr>
               <w:t xml:space="preserve">1 </w:t>
             </w:r>
-            <w:bookmarkEnd w:id="1"/>
+            <w:bookmarkEnd w:id="2"/>
             <w:r>
               <w:rPr>
                 <w:sz w:val="28"/>
@@ -3505,11 +3507,9 @@
       <w:r>
         <w:t xml:space="preserve">«Название» </w:t>
       </w:r>
-      <w:bookmarkStart w:id="2" w:name="_GoBack"/>
       <w:r>
         <w:t>–</w:t>
       </w:r>
-      <w:bookmarkEnd w:id="2"/>
       <w:r>
         <w:t xml:space="preserve"> название статьи;</w:t>
       </w:r>
